--- a/evaluacion-integrativa-2026/2026_Situacion_de_Enfermeria_N4.docx
+++ b/evaluacion-integrativa-2026/2026_Situacion_de_Enfermeria_N4.docx
@@ -75,32 +75,32 @@
         <w:rPr>
           <w:rtl w:val="0"/>
         </w:rPr>
-        <w:t xml:space="preserve">Paciente de sexo femenino de 73 años que vive sola en su casa en la comuna de Pudahuel, luego de enviudar hace 1 año. Tiene como antecedentes médicos hipertensión arterial, usuaria de losartán 50 mg, diabetes mellitus tipo 2 usuaria de insulina NPH 14UI y metformina 750 mg 1 vez al día (hora de almuerzo), e hipotiroidismo, usuario de levotiroxina 75 mcg en ayuno AM.  Se controla todas sus patologías con buena adherencia al tratamiento en el CESFAM de su comuna. IMC 28. </w:t>
-      </w:r>
-    </w:p>
-    <w:p>
-      <w:pPr>
-        <w:spacing w:line="360" w:lineRule="auto"/>
-        <w:jc w:val="both"/>
-        <w:rPr/>
-      </w:pPr>
-      <w:r>
-        <w:rPr>
-          <w:rtl w:val="0"/>
-        </w:rPr>
-      </w:r>
-    </w:p>
-    <w:p>
-      <w:pPr>
-        <w:spacing w:line="360" w:lineRule="auto"/>
-        <w:jc w:val="both"/>
-        <w:rPr/>
-      </w:pPr>
-      <w:r>
-        <w:rPr>
-          <w:rtl w:val="0"/>
-        </w:rPr>
-        <w:t xml:space="preserve">Durante los últimos 3 meses, la paciente ha experimentado sentimientos de aislamiento y soledad, debido a que extraña a su marido y a sus hijos y nietos que  viven en el norte del país, con quienes se comunica por vía telefónica y WhatsApp.</w:t>
+        <w:t xml:space="preserve">Paciente de sexo femenino de 73 años que vive sola en su casa en la comuna de Pudahuel, luego de enviudar hace 1 año. Tiene como antecedentes médicos hipertensión arterial, usuaria de losartán 50 mg, diabetes mellitus tipo 2 usuaria de insulina NPH 14UI y metformina 750 mg 1 vez al día (hora de almuerzo), e hipotiroidismo, usuaria de levotiroxina 75 mcg en ayuno AM.  Se controla todas sus patologías con buena adherencia al tratamiento en el CESFAM de su comuna. Peso 70 kg, talla 1,58 m, IMC 28. </w:t>
+      </w:r>
+    </w:p>
+    <w:p>
+      <w:pPr>
+        <w:spacing w:line="360" w:lineRule="auto"/>
+        <w:jc w:val="both"/>
+        <w:rPr/>
+      </w:pPr>
+      <w:r>
+        <w:rPr>
+          <w:rtl w:val="0"/>
+        </w:rPr>
+      </w:r>
+    </w:p>
+    <w:p>
+      <w:pPr>
+        <w:spacing w:line="360" w:lineRule="auto"/>
+        <w:jc w:val="both"/>
+        <w:rPr/>
+      </w:pPr>
+      <w:r>
+        <w:rPr>
+          <w:rtl w:val="0"/>
+        </w:rPr>
+        <w:t xml:space="preserve">Durante los últimos 3 meses, la paciente ha experimentado sentimientos de aislamiento y soledad, debido a que extraña a su marido y a sus dos hijos (de 48 y 45 años) y sus cuatro nietos, que viven en Antofagasta, con quienes se comunica por vía telefónica y WhatsApp.</w:t>
       </w:r>
     </w:p>
     <w:p>
@@ -612,6 +612,19 @@
       </w:pPr>
       <w:r>
         <w:rPr>
+          <w:rtl w:val="0"/>
+        </w:rPr>
+        <w:t xml:space="preserve">Creatinina: 1,3 mg/dL, BUN: 28 mg/dL, TSH: 3,2 µUI/mL</w:t>
+      </w:r>
+    </w:p>
+    <w:p>
+      <w:pPr>
+        <w:spacing w:line="360" w:lineRule="auto"/>
+        <w:jc w:val="both"/>
+        <w:rPr/>
+      </w:pPr>
+      <w:r>
+        <w:rPr>
           <w:u w:val="single"/>
           <w:rtl w:val="0"/>
         </w:rPr>
@@ -621,20 +634,20 @@
         <w:rPr>
           <w:rtl w:val="0"/>
         </w:rPr>
-        <w:t xml:space="preserve"> pH: 7.40, PCO2: 35 mmHg, PO2: 45 mmHg, HCO3: 24 mEq/L, Sat o2: 65%</w:t>
-      </w:r>
-    </w:p>
-    <w:p>
-      <w:pPr>
-        <w:spacing w:line="360" w:lineRule="auto"/>
-        <w:jc w:val="both"/>
-        <w:rPr/>
-      </w:pPr>
-      <w:r>
-        <w:rPr>
-          <w:rtl w:val="0"/>
-        </w:rPr>
-        <w:t xml:space="preserve">BE: +2</w:t>
+        <w:t xml:space="preserve"> pH: 7.40, PCO2: 42 mmHg, PO2: 45 mmHg, HCO3: 25 mEq/L, Sat o2: 65%</w:t>
+      </w:r>
+    </w:p>
+    <w:p>
+      <w:pPr>
+        <w:spacing w:line="360" w:lineRule="auto"/>
+        <w:jc w:val="both"/>
+        <w:rPr/>
+      </w:pPr>
+      <w:r>
+        <w:rPr>
+          <w:rtl w:val="0"/>
+        </w:rPr>
+        <w:t xml:space="preserve">BE: +1</w:t>
       </w:r>
     </w:p>
     <w:p>
